--- a/data/exports/sample_layout.docx
+++ b/data/exports/sample_layout.docx
@@ -42,7 +42,7 @@
           <w:color w:val="6B7280"/>
           <w:sz w:val="19"/>
         </w:rPr>
-        <w:t>数据要素治理 · 2026-08-25</w:t>
+        <w:t>数据要素治理 · 2026-08-26</w:t>
       </w:r>
     </w:p>
     <w:p>
@@ -103,7 +103,7 @@
     </w:p>
     <w:p>
       <w:pPr>
-        <w:pStyle w:val="Heading1"/>
+        <w:pStyle w:val="Heading2"/>
         <w:keepNext/>
         <w:widowControl/>
         <w:spacing w:before="320" w:after="160"/>
@@ -112,7 +112,7 @@
         <w:rPr>
           <w:b/>
         </w:rPr>
-        <w:t>机制如何运转</w:t>
+        <w:t>01 机制如何运转</w:t>
       </w:r>
     </w:p>
     <w:p>
